--- a/Заметки для работы.docx
+++ b/Заметки для работы.docx
@@ -1,6 +1,6 @@
 
 <file path=word/document.xml><?xml version="1.0" encoding="utf-8"?>
-<w:document xmlns:wpc="http://schemas.microsoft.com/office/word/2010/wordprocessingCanvas" xmlns:cx="http://schemas.microsoft.com/office/drawing/2014/chartex" xmlns:cx1="http://schemas.microsoft.com/office/drawing/2015/9/8/chartex" xmlns:cx2="http://schemas.microsoft.com/office/drawing/2015/10/21/chartex" xmlns:cx3="http://schemas.microsoft.com/office/drawing/2016/5/9/chartex" xmlns:cx4="http://schemas.microsoft.com/office/drawing/2016/5/10/chartex" xmlns:cx5="http://schemas.microsoft.com/office/drawing/2016/5/11/chartex" xmlns:cx6="http://schemas.microsoft.com/office/drawing/2016/5/12/chartex" xmlns:cx7="http://schemas.microsoft.com/office/drawing/2016/5/13/chartex" xmlns:cx8="http://schemas.microsoft.com/office/drawing/2016/5/14/chartex" xmlns:mc="http://schemas.openxmlformats.org/markup-compatibility/2006" xmlns:aink="http://schemas.microsoft.com/office/drawing/2016/ink" xmlns:am3d="http://schemas.microsoft.com/office/drawing/2017/model3d" xmlns:o="urn:schemas-microsoft-com:office:office" xmlns:oel="http://schemas.microsoft.com/office/2019/extlst" xmlns:r="http://schemas.openxmlformats.org/officeDocument/2006/relationships" xmlns:m="http://schemas.openxmlformats.org/officeDocument/2006/math" xmlns:v="urn:schemas-microsoft-com:vml" xmlns:wp14="http://schemas.microsoft.com/office/word/2010/wordprocessingDrawing" xmlns:wp="http://schemas.openxmlformats.org/drawingml/2006/wordprocessingDrawing" xmlns:w10="urn:schemas-microsoft-com:office:word" xmlns:w="http://schemas.openxmlformats.org/wordprocessingml/2006/main" xmlns:w14="http://schemas.microsoft.com/office/word/2010/wordml" xmlns:w15="http://schemas.microsoft.com/office/word/2012/wordml" xmlns:w16cex="http://schemas.microsoft.com/office/word/2018/wordml/cex" xmlns:w16cid="http://schemas.microsoft.com/office/word/2016/wordml/cid" xmlns:w16="http://schemas.microsoft.com/office/word/2018/wordml" xmlns:w16du="http://schemas.microsoft.com/office/word/2023/wordml/word16du" xmlns:w16sdtdh="http://schemas.microsoft.com/office/word/2020/wordml/sdtdatahash" xmlns:w16sdtfl="http://schemas.microsoft.com/office/word/2024/wordml/sdtformatlock" xmlns:w16se="http://schemas.microsoft.com/office/word/2015/wordml/symex" xmlns:wpg="http://schemas.microsoft.com/office/word/2010/wordprocessingGroup" xmlns:wpi="http://schemas.microsoft.com/office/word/2010/wordprocessingInk" xmlns:wne="http://schemas.microsoft.com/office/word/2006/wordml" xmlns:wps="http://schemas.microsoft.com/office/word/2010/wordprocessingShape" mc:Ignorable="w14 w15 w16se w16cid w16 w16cex w16sdtdh w16sdtfl w16du wp14">
+<w:document xmlns:wpc="http://schemas.microsoft.com/office/word/2010/wordprocessingCanvas" xmlns:cx="http://schemas.microsoft.com/office/drawing/2014/chartex" xmlns:cx1="http://schemas.microsoft.com/office/drawing/2015/9/8/chartex" xmlns:cx2="http://schemas.microsoft.com/office/drawing/2015/10/21/chartex" xmlns:cx3="http://schemas.microsoft.com/office/drawing/2016/5/9/chartex" xmlns:cx4="http://schemas.microsoft.com/office/drawing/2016/5/10/chartex" xmlns:cx5="http://schemas.microsoft.com/office/drawing/2016/5/11/chartex" xmlns:cx6="http://schemas.microsoft.com/office/drawing/2016/5/12/chartex" xmlns:cx7="http://schemas.microsoft.com/office/drawing/2016/5/13/chartex" xmlns:cx8="http://schemas.microsoft.com/office/drawing/2016/5/14/chartex" xmlns:mc="http://schemas.openxmlformats.org/markup-compatibility/2006" xmlns:aink="http://schemas.microsoft.com/office/drawing/2016/ink" xmlns:am3d="http://schemas.microsoft.com/office/drawing/2017/model3d" xmlns:o="urn:schemas-microsoft-com:office:office" xmlns:r="http://schemas.openxmlformats.org/officeDocument/2006/relationships" xmlns:m="http://schemas.openxmlformats.org/officeDocument/2006/math" xmlns:v="urn:schemas-microsoft-com:vml" xmlns:wp14="http://schemas.microsoft.com/office/word/2010/wordprocessingDrawing" xmlns:wp="http://schemas.openxmlformats.org/drawingml/2006/wordprocessingDrawing" xmlns:w10="urn:schemas-microsoft-com:office:word" xmlns:w="http://schemas.openxmlformats.org/wordprocessingml/2006/main" xmlns:w14="http://schemas.microsoft.com/office/word/2010/wordml" xmlns:w15="http://schemas.microsoft.com/office/word/2012/wordml" xmlns:w16cex="http://schemas.microsoft.com/office/word/2018/wordml/cex" xmlns:w16cid="http://schemas.microsoft.com/office/word/2016/wordml/cid" xmlns:w16="http://schemas.microsoft.com/office/word/2018/wordml" xmlns:w16sdtdh="http://schemas.microsoft.com/office/word/2020/wordml/sdtdatahash" xmlns:w16se="http://schemas.microsoft.com/office/word/2015/wordml/symex" xmlns:wpg="http://schemas.microsoft.com/office/word/2010/wordprocessingGroup" xmlns:wpi="http://schemas.microsoft.com/office/word/2010/wordprocessingInk" xmlns:wne="http://schemas.microsoft.com/office/word/2006/wordml" xmlns:wps="http://schemas.microsoft.com/office/word/2010/wordprocessingShape" mc:Ignorable="w14 w15 w16se w16cid w16 w16cex w16sdtdh wp14">
   <w:body>
     <w:sdt>
       <w:sdtPr>
@@ -987,16 +987,7 @@
         <w:t>2</w:t>
       </w:r>
       <w:r>
-        <w:rPr>
-          <w:lang w:val="en-US"/>
-        </w:rPr>
-        <w:t>4</w:t>
-      </w:r>
-      <w:r>
-        <w:rPr>
-          <w:lang w:val="en-US"/>
-        </w:rPr>
-        <w:t>7</w:t>
+        <w:t>51</w:t>
       </w:r>
     </w:p>
     <w:p>
@@ -10951,7 +10942,7 @@
 </file>
 
 <file path=word/styles.xml><?xml version="1.0" encoding="utf-8"?>
-<w:styles xmlns:mc="http://schemas.openxmlformats.org/markup-compatibility/2006" xmlns:r="http://schemas.openxmlformats.org/officeDocument/2006/relationships" xmlns:w="http://schemas.openxmlformats.org/wordprocessingml/2006/main" xmlns:w14="http://schemas.microsoft.com/office/word/2010/wordml" xmlns:w15="http://schemas.microsoft.com/office/word/2012/wordml" xmlns:w16cex="http://schemas.microsoft.com/office/word/2018/wordml/cex" xmlns:w16cid="http://schemas.microsoft.com/office/word/2016/wordml/cid" xmlns:w16="http://schemas.microsoft.com/office/word/2018/wordml" xmlns:w16du="http://schemas.microsoft.com/office/word/2023/wordml/word16du" xmlns:w16sdtdh="http://schemas.microsoft.com/office/word/2020/wordml/sdtdatahash" xmlns:w16sdtfl="http://schemas.microsoft.com/office/word/2024/wordml/sdtformatlock" xmlns:w16se="http://schemas.microsoft.com/office/word/2015/wordml/symex" mc:Ignorable="w14 w15 w16se w16cid w16 w16cex w16sdtdh w16sdtfl w16du">
+<w:styles xmlns:mc="http://schemas.openxmlformats.org/markup-compatibility/2006" xmlns:r="http://schemas.openxmlformats.org/officeDocument/2006/relationships" xmlns:w="http://schemas.openxmlformats.org/wordprocessingml/2006/main" xmlns:w14="http://schemas.microsoft.com/office/word/2010/wordml" xmlns:w15="http://schemas.microsoft.com/office/word/2012/wordml" xmlns:w16cex="http://schemas.microsoft.com/office/word/2018/wordml/cex" xmlns:w16cid="http://schemas.microsoft.com/office/word/2016/wordml/cid" xmlns:w16="http://schemas.microsoft.com/office/word/2018/wordml" xmlns:w16sdtdh="http://schemas.microsoft.com/office/word/2020/wordml/sdtdatahash" xmlns:w16se="http://schemas.microsoft.com/office/word/2015/wordml/symex" mc:Ignorable="w14 w15 w16se w16cid w16 w16cex w16sdtdh">
   <w:docDefaults>
     <w:rPrDefault>
       <w:rPr>

--- a/Заметки для работы.docx
+++ b/Заметки для работы.docx
@@ -1,6 +1,6 @@
 
 <file path=word/document.xml><?xml version="1.0" encoding="utf-8"?>
-<w:document xmlns:wpc="http://schemas.microsoft.com/office/word/2010/wordprocessingCanvas" xmlns:cx="http://schemas.microsoft.com/office/drawing/2014/chartex" xmlns:cx1="http://schemas.microsoft.com/office/drawing/2015/9/8/chartex" xmlns:cx2="http://schemas.microsoft.com/office/drawing/2015/10/21/chartex" xmlns:cx3="http://schemas.microsoft.com/office/drawing/2016/5/9/chartex" xmlns:cx4="http://schemas.microsoft.com/office/drawing/2016/5/10/chartex" xmlns:cx5="http://schemas.microsoft.com/office/drawing/2016/5/11/chartex" xmlns:cx6="http://schemas.microsoft.com/office/drawing/2016/5/12/chartex" xmlns:cx7="http://schemas.microsoft.com/office/drawing/2016/5/13/chartex" xmlns:cx8="http://schemas.microsoft.com/office/drawing/2016/5/14/chartex" xmlns:mc="http://schemas.openxmlformats.org/markup-compatibility/2006" xmlns:aink="http://schemas.microsoft.com/office/drawing/2016/ink" xmlns:am3d="http://schemas.microsoft.com/office/drawing/2017/model3d" xmlns:o="urn:schemas-microsoft-com:office:office" xmlns:r="http://schemas.openxmlformats.org/officeDocument/2006/relationships" xmlns:m="http://schemas.openxmlformats.org/officeDocument/2006/math" xmlns:v="urn:schemas-microsoft-com:vml" xmlns:wp14="http://schemas.microsoft.com/office/word/2010/wordprocessingDrawing" xmlns:wp="http://schemas.openxmlformats.org/drawingml/2006/wordprocessingDrawing" xmlns:w10="urn:schemas-microsoft-com:office:word" xmlns:w="http://schemas.openxmlformats.org/wordprocessingml/2006/main" xmlns:w14="http://schemas.microsoft.com/office/word/2010/wordml" xmlns:w15="http://schemas.microsoft.com/office/word/2012/wordml" xmlns:w16cex="http://schemas.microsoft.com/office/word/2018/wordml/cex" xmlns:w16cid="http://schemas.microsoft.com/office/word/2016/wordml/cid" xmlns:w16="http://schemas.microsoft.com/office/word/2018/wordml" xmlns:w16sdtdh="http://schemas.microsoft.com/office/word/2020/wordml/sdtdatahash" xmlns:w16se="http://schemas.microsoft.com/office/word/2015/wordml/symex" xmlns:wpg="http://schemas.microsoft.com/office/word/2010/wordprocessingGroup" xmlns:wpi="http://schemas.microsoft.com/office/word/2010/wordprocessingInk" xmlns:wne="http://schemas.microsoft.com/office/word/2006/wordml" xmlns:wps="http://schemas.microsoft.com/office/word/2010/wordprocessingShape" mc:Ignorable="w14 w15 w16se w16cid w16 w16cex w16sdtdh wp14">
+<w:document xmlns:wpc="http://schemas.microsoft.com/office/word/2010/wordprocessingCanvas" xmlns:cx="http://schemas.microsoft.com/office/drawing/2014/chartex" xmlns:cx1="http://schemas.microsoft.com/office/drawing/2015/9/8/chartex" xmlns:cx2="http://schemas.microsoft.com/office/drawing/2015/10/21/chartex" xmlns:cx3="http://schemas.microsoft.com/office/drawing/2016/5/9/chartex" xmlns:cx4="http://schemas.microsoft.com/office/drawing/2016/5/10/chartex" xmlns:cx5="http://schemas.microsoft.com/office/drawing/2016/5/11/chartex" xmlns:cx6="http://schemas.microsoft.com/office/drawing/2016/5/12/chartex" xmlns:cx7="http://schemas.microsoft.com/office/drawing/2016/5/13/chartex" xmlns:cx8="http://schemas.microsoft.com/office/drawing/2016/5/14/chartex" xmlns:mc="http://schemas.openxmlformats.org/markup-compatibility/2006" xmlns:aink="http://schemas.microsoft.com/office/drawing/2016/ink" xmlns:am3d="http://schemas.microsoft.com/office/drawing/2017/model3d" xmlns:o="urn:schemas-microsoft-com:office:office" xmlns:oel="http://schemas.microsoft.com/office/2019/extlst" xmlns:r="http://schemas.openxmlformats.org/officeDocument/2006/relationships" xmlns:m="http://schemas.openxmlformats.org/officeDocument/2006/math" xmlns:v="urn:schemas-microsoft-com:vml" xmlns:wp14="http://schemas.microsoft.com/office/word/2010/wordprocessingDrawing" xmlns:wp="http://schemas.openxmlformats.org/drawingml/2006/wordprocessingDrawing" xmlns:w10="urn:schemas-microsoft-com:office:word" xmlns:w="http://schemas.openxmlformats.org/wordprocessingml/2006/main" xmlns:w14="http://schemas.microsoft.com/office/word/2010/wordml" xmlns:w15="http://schemas.microsoft.com/office/word/2012/wordml" xmlns:w16cex="http://schemas.microsoft.com/office/word/2018/wordml/cex" xmlns:w16cid="http://schemas.microsoft.com/office/word/2016/wordml/cid" xmlns:w16="http://schemas.microsoft.com/office/word/2018/wordml" xmlns:w16du="http://schemas.microsoft.com/office/word/2023/wordml/word16du" xmlns:w16sdtdh="http://schemas.microsoft.com/office/word/2020/wordml/sdtdatahash" xmlns:w16sdtfl="http://schemas.microsoft.com/office/word/2024/wordml/sdtformatlock" xmlns:w16se="http://schemas.microsoft.com/office/word/2015/wordml/symex" xmlns:wpg="http://schemas.microsoft.com/office/word/2010/wordprocessingGroup" xmlns:wpi="http://schemas.microsoft.com/office/word/2010/wordprocessingInk" xmlns:wne="http://schemas.microsoft.com/office/word/2006/wordml" xmlns:wps="http://schemas.microsoft.com/office/word/2010/wordprocessingShape" mc:Ignorable="w14 w15 w16se w16cid w16 w16cex w16sdtdh w16sdtfl w16du wp14">
   <w:body>
     <w:sdt>
       <w:sdtPr>
@@ -982,12 +982,21 @@
     <w:p>
       <w:pPr>
         <w:jc w:val="both"/>
+        <w:rPr>
+          <w:lang w:val="en-US"/>
+        </w:rPr>
       </w:pPr>
       <w:r>
         <w:t>2</w:t>
       </w:r>
       <w:r>
-        <w:t>51</w:t>
+        <w:t>5</w:t>
+      </w:r>
+      <w:r>
+        <w:rPr>
+          <w:lang w:val="en-US"/>
+        </w:rPr>
+        <w:t>9</w:t>
       </w:r>
     </w:p>
     <w:p>
@@ -10942,7 +10951,7 @@
 </file>
 
 <file path=word/styles.xml><?xml version="1.0" encoding="utf-8"?>
-<w:styles xmlns:mc="http://schemas.openxmlformats.org/markup-compatibility/2006" xmlns:r="http://schemas.openxmlformats.org/officeDocument/2006/relationships" xmlns:w="http://schemas.openxmlformats.org/wordprocessingml/2006/main" xmlns:w14="http://schemas.microsoft.com/office/word/2010/wordml" xmlns:w15="http://schemas.microsoft.com/office/word/2012/wordml" xmlns:w16cex="http://schemas.microsoft.com/office/word/2018/wordml/cex" xmlns:w16cid="http://schemas.microsoft.com/office/word/2016/wordml/cid" xmlns:w16="http://schemas.microsoft.com/office/word/2018/wordml" xmlns:w16sdtdh="http://schemas.microsoft.com/office/word/2020/wordml/sdtdatahash" xmlns:w16se="http://schemas.microsoft.com/office/word/2015/wordml/symex" mc:Ignorable="w14 w15 w16se w16cid w16 w16cex w16sdtdh">
+<w:styles xmlns:mc="http://schemas.openxmlformats.org/markup-compatibility/2006" xmlns:r="http://schemas.openxmlformats.org/officeDocument/2006/relationships" xmlns:w="http://schemas.openxmlformats.org/wordprocessingml/2006/main" xmlns:w14="http://schemas.microsoft.com/office/word/2010/wordml" xmlns:w15="http://schemas.microsoft.com/office/word/2012/wordml" xmlns:w16cex="http://schemas.microsoft.com/office/word/2018/wordml/cex" xmlns:w16cid="http://schemas.microsoft.com/office/word/2016/wordml/cid" xmlns:w16="http://schemas.microsoft.com/office/word/2018/wordml" xmlns:w16du="http://schemas.microsoft.com/office/word/2023/wordml/word16du" xmlns:w16sdtdh="http://schemas.microsoft.com/office/word/2020/wordml/sdtdatahash" xmlns:w16sdtfl="http://schemas.microsoft.com/office/word/2024/wordml/sdtformatlock" xmlns:w16se="http://schemas.microsoft.com/office/word/2015/wordml/symex" mc:Ignorable="w14 w15 w16se w16cid w16 w16cex w16sdtdh w16sdtfl w16du">
   <w:docDefaults>
     <w:rPrDefault>
       <w:rPr>

--- a/Заметки для работы.docx
+++ b/Заметки для работы.docx
@@ -1,6 +1,6 @@
 
 <file path=word/document.xml><?xml version="1.0" encoding="utf-8"?>
-<w:document xmlns:wpc="http://schemas.microsoft.com/office/word/2010/wordprocessingCanvas" xmlns:cx="http://schemas.microsoft.com/office/drawing/2014/chartex" xmlns:cx1="http://schemas.microsoft.com/office/drawing/2015/9/8/chartex" xmlns:cx2="http://schemas.microsoft.com/office/drawing/2015/10/21/chartex" xmlns:cx3="http://schemas.microsoft.com/office/drawing/2016/5/9/chartex" xmlns:cx4="http://schemas.microsoft.com/office/drawing/2016/5/10/chartex" xmlns:cx5="http://schemas.microsoft.com/office/drawing/2016/5/11/chartex" xmlns:cx6="http://schemas.microsoft.com/office/drawing/2016/5/12/chartex" xmlns:cx7="http://schemas.microsoft.com/office/drawing/2016/5/13/chartex" xmlns:cx8="http://schemas.microsoft.com/office/drawing/2016/5/14/chartex" xmlns:mc="http://schemas.openxmlformats.org/markup-compatibility/2006" xmlns:aink="http://schemas.microsoft.com/office/drawing/2016/ink" xmlns:am3d="http://schemas.microsoft.com/office/drawing/2017/model3d" xmlns:o="urn:schemas-microsoft-com:office:office" xmlns:oel="http://schemas.microsoft.com/office/2019/extlst" xmlns:r="http://schemas.openxmlformats.org/officeDocument/2006/relationships" xmlns:m="http://schemas.openxmlformats.org/officeDocument/2006/math" xmlns:v="urn:schemas-microsoft-com:vml" xmlns:wp14="http://schemas.microsoft.com/office/word/2010/wordprocessingDrawing" xmlns:wp="http://schemas.openxmlformats.org/drawingml/2006/wordprocessingDrawing" xmlns:w10="urn:schemas-microsoft-com:office:word" xmlns:w="http://schemas.openxmlformats.org/wordprocessingml/2006/main" xmlns:w14="http://schemas.microsoft.com/office/word/2010/wordml" xmlns:w15="http://schemas.microsoft.com/office/word/2012/wordml" xmlns:w16cex="http://schemas.microsoft.com/office/word/2018/wordml/cex" xmlns:w16cid="http://schemas.microsoft.com/office/word/2016/wordml/cid" xmlns:w16="http://schemas.microsoft.com/office/word/2018/wordml" xmlns:w16du="http://schemas.microsoft.com/office/word/2023/wordml/word16du" xmlns:w16sdtdh="http://schemas.microsoft.com/office/word/2020/wordml/sdtdatahash" xmlns:w16sdtfl="http://schemas.microsoft.com/office/word/2024/wordml/sdtformatlock" xmlns:w16se="http://schemas.microsoft.com/office/word/2015/wordml/symex" xmlns:wpg="http://schemas.microsoft.com/office/word/2010/wordprocessingGroup" xmlns:wpi="http://schemas.microsoft.com/office/word/2010/wordprocessingInk" xmlns:wne="http://schemas.microsoft.com/office/word/2006/wordml" xmlns:wps="http://schemas.microsoft.com/office/word/2010/wordprocessingShape" mc:Ignorable="w14 w15 w16se w16cid w16 w16cex w16sdtdh w16sdtfl w16du wp14">
+<w:document xmlns:wpc="http://schemas.microsoft.com/office/word/2010/wordprocessingCanvas" xmlns:cx="http://schemas.microsoft.com/office/drawing/2014/chartex" xmlns:cx1="http://schemas.microsoft.com/office/drawing/2015/9/8/chartex" xmlns:cx2="http://schemas.microsoft.com/office/drawing/2015/10/21/chartex" xmlns:cx3="http://schemas.microsoft.com/office/drawing/2016/5/9/chartex" xmlns:cx4="http://schemas.microsoft.com/office/drawing/2016/5/10/chartex" xmlns:cx5="http://schemas.microsoft.com/office/drawing/2016/5/11/chartex" xmlns:cx6="http://schemas.microsoft.com/office/drawing/2016/5/12/chartex" xmlns:cx7="http://schemas.microsoft.com/office/drawing/2016/5/13/chartex" xmlns:cx8="http://schemas.microsoft.com/office/drawing/2016/5/14/chartex" xmlns:mc="http://schemas.openxmlformats.org/markup-compatibility/2006" xmlns:aink="http://schemas.microsoft.com/office/drawing/2016/ink" xmlns:am3d="http://schemas.microsoft.com/office/drawing/2017/model3d" xmlns:o="urn:schemas-microsoft-com:office:office" xmlns:r="http://schemas.openxmlformats.org/officeDocument/2006/relationships" xmlns:m="http://schemas.openxmlformats.org/officeDocument/2006/math" xmlns:v="urn:schemas-microsoft-com:vml" xmlns:wp14="http://schemas.microsoft.com/office/word/2010/wordprocessingDrawing" xmlns:wp="http://schemas.openxmlformats.org/drawingml/2006/wordprocessingDrawing" xmlns:w10="urn:schemas-microsoft-com:office:word" xmlns:w="http://schemas.openxmlformats.org/wordprocessingml/2006/main" xmlns:w14="http://schemas.microsoft.com/office/word/2010/wordml" xmlns:w15="http://schemas.microsoft.com/office/word/2012/wordml" xmlns:w16cex="http://schemas.microsoft.com/office/word/2018/wordml/cex" xmlns:w16cid="http://schemas.microsoft.com/office/word/2016/wordml/cid" xmlns:w16="http://schemas.microsoft.com/office/word/2018/wordml" xmlns:w16sdtdh="http://schemas.microsoft.com/office/word/2020/wordml/sdtdatahash" xmlns:w16se="http://schemas.microsoft.com/office/word/2015/wordml/symex" xmlns:wpg="http://schemas.microsoft.com/office/word/2010/wordprocessingGroup" xmlns:wpi="http://schemas.microsoft.com/office/word/2010/wordprocessingInk" xmlns:wne="http://schemas.microsoft.com/office/word/2006/wordml" xmlns:wps="http://schemas.microsoft.com/office/word/2010/wordprocessingShape" mc:Ignorable="w14 w15 w16se w16cid w16 w16cex w16sdtdh wp14">
   <w:body>
     <w:sdt>
       <w:sdtPr>
@@ -982,21 +982,12 @@
     <w:p>
       <w:pPr>
         <w:jc w:val="both"/>
-        <w:rPr>
-          <w:lang w:val="en-US"/>
-        </w:rPr>
       </w:pPr>
       <w:r>
         <w:t>2</w:t>
       </w:r>
       <w:r>
-        <w:t>5</w:t>
-      </w:r>
-      <w:r>
-        <w:rPr>
-          <w:lang w:val="en-US"/>
-        </w:rPr>
-        <w:t>9</w:t>
+        <w:t>69</w:t>
       </w:r>
     </w:p>
     <w:p>
@@ -10951,7 +10942,7 @@
 </file>
 
 <file path=word/styles.xml><?xml version="1.0" encoding="utf-8"?>
-<w:styles xmlns:mc="http://schemas.openxmlformats.org/markup-compatibility/2006" xmlns:r="http://schemas.openxmlformats.org/officeDocument/2006/relationships" xmlns:w="http://schemas.openxmlformats.org/wordprocessingml/2006/main" xmlns:w14="http://schemas.microsoft.com/office/word/2010/wordml" xmlns:w15="http://schemas.microsoft.com/office/word/2012/wordml" xmlns:w16cex="http://schemas.microsoft.com/office/word/2018/wordml/cex" xmlns:w16cid="http://schemas.microsoft.com/office/word/2016/wordml/cid" xmlns:w16="http://schemas.microsoft.com/office/word/2018/wordml" xmlns:w16du="http://schemas.microsoft.com/office/word/2023/wordml/word16du" xmlns:w16sdtdh="http://schemas.microsoft.com/office/word/2020/wordml/sdtdatahash" xmlns:w16sdtfl="http://schemas.microsoft.com/office/word/2024/wordml/sdtformatlock" xmlns:w16se="http://schemas.microsoft.com/office/word/2015/wordml/symex" mc:Ignorable="w14 w15 w16se w16cid w16 w16cex w16sdtdh w16sdtfl w16du">
+<w:styles xmlns:mc="http://schemas.openxmlformats.org/markup-compatibility/2006" xmlns:r="http://schemas.openxmlformats.org/officeDocument/2006/relationships" xmlns:w="http://schemas.openxmlformats.org/wordprocessingml/2006/main" xmlns:w14="http://schemas.microsoft.com/office/word/2010/wordml" xmlns:w15="http://schemas.microsoft.com/office/word/2012/wordml" xmlns:w16cex="http://schemas.microsoft.com/office/word/2018/wordml/cex" xmlns:w16cid="http://schemas.microsoft.com/office/word/2016/wordml/cid" xmlns:w16="http://schemas.microsoft.com/office/word/2018/wordml" xmlns:w16sdtdh="http://schemas.microsoft.com/office/word/2020/wordml/sdtdatahash" xmlns:w16se="http://schemas.microsoft.com/office/word/2015/wordml/symex" mc:Ignorable="w14 w15 w16se w16cid w16 w16cex w16sdtdh">
   <w:docDefaults>
     <w:rPrDefault>
       <w:rPr>

--- a/Заметки для работы.docx
+++ b/Заметки для работы.docx
@@ -982,12 +982,21 @@
     <w:p>
       <w:pPr>
         <w:jc w:val="both"/>
+        <w:rPr>
+          <w:lang w:val="en-US"/>
+        </w:rPr>
       </w:pPr>
       <w:r>
         <w:t>2</w:t>
       </w:r>
       <w:r>
-        <w:t>69</w:t>
+        <w:t>7</w:t>
+      </w:r>
+      <w:r>
+        <w:rPr>
+          <w:lang w:val="en-US"/>
+        </w:rPr>
+        <w:t>2</w:t>
       </w:r>
     </w:p>
     <w:p>

--- a/Заметки для работы.docx
+++ b/Заметки для работы.docx
@@ -982,9 +982,6 @@
     <w:p>
       <w:pPr>
         <w:jc w:val="both"/>
-        <w:rPr>
-          <w:lang w:val="en-US"/>
-        </w:rPr>
       </w:pPr>
       <w:r>
         <w:t>2</w:t>
@@ -993,9 +990,6 @@
         <w:t>7</w:t>
       </w:r>
       <w:r>
-        <w:rPr>
-          <w:lang w:val="en-US"/>
-        </w:rPr>
         <w:t>2</w:t>
       </w:r>
     </w:p>
@@ -9044,6 +9038,9 @@
       <w:pPr>
         <w:ind w:firstLine="708"/>
         <w:jc w:val="both"/>
+        <w:rPr>
+          <w:lang w:val="en-US"/>
+        </w:rPr>
       </w:pPr>
       <w:r>
         <w:rPr>
@@ -9062,6 +9059,9 @@
         <w:t xml:space="preserve"> 1, 2... </w:t>
       </w:r>
       <w:r>
+        <w:rPr>
+          <w:lang w:val="en-US"/>
+        </w:rPr>
         <w:t>9</w:t>
       </w:r>
     </w:p>
@@ -10499,91 +10499,1139 @@
         <w:ind w:left="709" w:hanging="709"/>
         <w:jc w:val="both"/>
       </w:pPr>
-    </w:p>
-    <w:p>
-      <w:pPr>
-        <w:pStyle w:val="2"/>
-      </w:pPr>
-      <w:r>
-        <w:t>Готовые скрипты</w:t>
-      </w:r>
-    </w:p>
-    <w:p>
-      <w:r>
-        <w:t>Вывести текущий день недели:</w:t>
-      </w:r>
-    </w:p>
-    <w:p>
-      <w:pPr>
-        <w:rPr>
-          <w:lang w:val="en-US"/>
-        </w:rPr>
-      </w:pPr>
-      <w:r>
-        <w:rPr>
-          <w:lang w:val="en-US"/>
-        </w:rPr>
-        <w:t>function getDayOfWeekModern() {</w:t>
-      </w:r>
-    </w:p>
-    <w:p>
-      <w:pPr>
-        <w:rPr>
-          <w:lang w:val="en-US"/>
-        </w:rPr>
-      </w:pPr>
-      <w:r>
-        <w:rPr>
-          <w:lang w:val="en-US"/>
-        </w:rPr>
-        <w:t>    return new Intl.DateTimeFormat('ru-RU', { month: 'long' }).format(new Date());</w:t>
-      </w:r>
-    </w:p>
-    <w:p>
-      <w:r>
-        <w:t>}</w:t>
-      </w:r>
-    </w:p>
-    <w:p/>
-    <w:p/>
-    <w:p>
-      <w:pPr>
-        <w:jc w:val="both"/>
-      </w:pPr>
-    </w:p>
-    <w:p>
-      <w:pPr>
-        <w:pStyle w:val="2"/>
-        <w:jc w:val="both"/>
-      </w:pPr>
-      <w:bookmarkStart w:id="10" w:name="_Toc237362874"/>
-      <w:r>
-        <w:t>Специальные значения</w:t>
-      </w:r>
-      <w:bookmarkEnd w:id="10"/>
-    </w:p>
-    <w:p>
-      <w:pPr>
-        <w:jc w:val="both"/>
-        <w:rPr>
-          <w:szCs w:val="24"/>
-        </w:rPr>
-      </w:pPr>
-      <w:r>
-        <w:rPr>
-          <w:rStyle w:val="a8"/>
-        </w:rPr>
-        <w:t>Undefined</w:t>
-      </w:r>
+      <w:r>
+        <w:t>shift - удаляет первый элемент из массива. При этом исходный массив изменяется, а результатом метода возвращается удаленный элемент</w:t>
+      </w:r>
+    </w:p>
+    <w:p>
+      <w:pPr>
+        <w:ind w:left="709" w:hanging="709"/>
+        <w:jc w:val="both"/>
+      </w:pPr>
+      <w:r>
+        <w:tab/>
+      </w:r>
+      <w:r>
+        <w:t>массив.shift();</w:t>
+      </w:r>
+    </w:p>
+    <w:p>
+      <w:pPr>
+        <w:pStyle w:val="1"/>
+        <w:shd w:val="clear" w:color="auto" w:fill="FDFDFD"/>
+        <w:spacing w:before="0" w:after="0" w:line="0" w:lineRule="auto"/>
+        <w:jc w:val="center"/>
+        <w:rPr>
+          <w:color w:val="333333"/>
+          <w:sz w:val="68"/>
+          <w:szCs w:val="68"/>
+        </w:rPr>
+      </w:pPr>
       <w:r>
         <w:rPr>
           <w:b/>
           <w:bCs/>
-          <w:szCs w:val="24"/>
-        </w:rPr>
+          <w:color w:val="333333"/>
+          <w:sz w:val="68"/>
+          <w:szCs w:val="68"/>
+        </w:rPr>
+        <w:t>map</w:t>
+      </w:r>
+    </w:p>
+    <w:p>
+      <w:pPr>
+        <w:ind w:left="709" w:hanging="709"/>
+        <w:jc w:val="both"/>
+      </w:pPr>
+      <w:r>
+        <w:t>map</w:t>
+      </w:r>
+      <w:r>
+        <w:t xml:space="preserve"> - </w:t>
+      </w:r>
+      <w:r>
+        <w:t>позволяет применить заданную функцию для каждого элемента массива</w:t>
+      </w:r>
+    </w:p>
+    <w:p>
+      <w:pPr>
+        <w:ind w:left="709" w:hanging="709"/>
+        <w:jc w:val="both"/>
+      </w:pPr>
+      <w:r>
+        <w:tab/>
+        <w:t>let новый массив = массив.map(function(элемент, индекс, массив) {</w:t>
+      </w:r>
+    </w:p>
+    <w:p>
+      <w:pPr>
+        <w:ind w:left="709" w:hanging="709"/>
+        <w:jc w:val="both"/>
+      </w:pPr>
+      <w:r>
+        <w:tab/>
+      </w:r>
+      <w:r>
+        <w:tab/>
+        <w:t>код</w:t>
+      </w:r>
+    </w:p>
+    <w:p>
+      <w:pPr>
+        <w:ind w:left="709" w:hanging="709"/>
+        <w:jc w:val="both"/>
+      </w:pPr>
+      <w:r>
+        <w:tab/>
+      </w:r>
+      <w:r>
+        <w:tab/>
+      </w:r>
+      <w:r>
+        <w:rPr>
+          <w:lang w:val="en-US"/>
+        </w:rPr>
+        <w:t>return</w:t>
+      </w:r>
+      <w:r>
         <w:t xml:space="preserve"> </w:t>
       </w:r>
       <w:r>
+        <w:t>измененный</w:t>
+      </w:r>
+      <w:r>
+        <w:t xml:space="preserve"> </w:t>
+      </w:r>
+      <w:r>
+        <w:t>элемент</w:t>
+      </w:r>
+      <w:r>
+        <w:t>;</w:t>
+      </w:r>
+    </w:p>
+    <w:p>
+      <w:pPr>
+        <w:ind w:left="709" w:hanging="1"/>
+        <w:jc w:val="both"/>
+      </w:pPr>
+      <w:r>
+        <w:t>});</w:t>
+      </w:r>
+    </w:p>
+    <w:p>
+      <w:pPr>
+        <w:pStyle w:val="1"/>
+        <w:shd w:val="clear" w:color="auto" w:fill="FDFDFD"/>
+        <w:spacing w:before="0" w:after="0" w:line="0" w:lineRule="auto"/>
+        <w:jc w:val="center"/>
+        <w:rPr>
+          <w:color w:val="333333"/>
+          <w:sz w:val="68"/>
+          <w:szCs w:val="68"/>
+        </w:rPr>
+      </w:pPr>
+      <w:r>
+        <w:rPr>
+          <w:b/>
+          <w:bCs/>
+          <w:color w:val="333333"/>
+          <w:sz w:val="68"/>
+          <w:szCs w:val="68"/>
+          <w:lang w:val="en-US"/>
+        </w:rPr>
+        <w:t>forEach</w:t>
+      </w:r>
+    </w:p>
+    <w:p>
+      <w:pPr>
+        <w:pStyle w:val="1"/>
+        <w:shd w:val="clear" w:color="auto" w:fill="FDFDFD"/>
+        <w:spacing w:before="0" w:after="0" w:line="0" w:lineRule="auto"/>
+        <w:jc w:val="center"/>
+        <w:rPr>
+          <w:color w:val="333333"/>
+          <w:sz w:val="68"/>
+          <w:szCs w:val="68"/>
+        </w:rPr>
+      </w:pPr>
+      <w:r>
+        <w:rPr>
+          <w:b/>
+          <w:bCs/>
+          <w:color w:val="333333"/>
+          <w:sz w:val="68"/>
+          <w:szCs w:val="68"/>
+          <w:lang w:val="en-US"/>
+        </w:rPr>
+        <w:t>forEach</w:t>
+      </w:r>
+    </w:p>
+    <w:p>
+      <w:pPr>
+        <w:ind w:left="709" w:hanging="709"/>
+        <w:jc w:val="both"/>
+      </w:pPr>
+      <w:r>
+        <w:rPr>
+          <w:lang w:val="en-US"/>
+        </w:rPr>
+        <w:t>forEach</w:t>
+      </w:r>
+      <w:r>
+        <w:t xml:space="preserve"> - </w:t>
+      </w:r>
+      <w:r>
+        <w:t>позволяет последовательно перебрать все элементы массива</w:t>
+      </w:r>
+    </w:p>
+    <w:p>
+      <w:pPr>
+        <w:ind w:left="709" w:hanging="709"/>
+        <w:jc w:val="both"/>
+      </w:pPr>
+      <w:r>
+        <w:tab/>
+        <w:t>массив.forEach(function(элемент, индекс, массив) {</w:t>
+      </w:r>
+    </w:p>
+    <w:p>
+      <w:pPr>
+        <w:ind w:left="709" w:hanging="709"/>
+        <w:jc w:val="both"/>
+      </w:pPr>
+      <w:r>
+        <w:tab/>
+      </w:r>
+      <w:r>
+        <w:tab/>
+        <w:t>код, который выполнится для всех элементов</w:t>
+      </w:r>
+    </w:p>
+    <w:p>
+      <w:pPr>
+        <w:ind w:left="709" w:hanging="1"/>
+        <w:jc w:val="both"/>
+      </w:pPr>
+      <w:r>
+        <w:t>});</w:t>
+      </w:r>
+    </w:p>
+    <w:p>
+      <w:pPr>
+        <w:pStyle w:val="1"/>
+        <w:shd w:val="clear" w:color="auto" w:fill="FDFDFD"/>
+        <w:spacing w:before="0" w:after="0" w:line="0" w:lineRule="auto"/>
+        <w:jc w:val="center"/>
+        <w:rPr>
+          <w:color w:val="333333"/>
+          <w:sz w:val="68"/>
+          <w:szCs w:val="68"/>
+        </w:rPr>
+      </w:pPr>
+      <w:r>
+        <w:rPr>
+          <w:b/>
+          <w:bCs/>
+          <w:color w:val="333333"/>
+          <w:sz w:val="68"/>
+          <w:szCs w:val="68"/>
+        </w:rPr>
+        <w:t>filter</w:t>
+      </w:r>
+    </w:p>
+    <w:p>
+      <w:pPr>
+        <w:ind w:left="709" w:hanging="709"/>
+        <w:jc w:val="both"/>
+      </w:pPr>
+      <w:r>
+        <w:t xml:space="preserve">filter - </w:t>
+      </w:r>
+      <w:r>
+        <w:t>п</w:t>
+      </w:r>
+      <w:r>
+        <w:t>озволяется отфильтровать элементы массива, оставив только подходящие под определенное условие элементы</w:t>
+      </w:r>
+    </w:p>
+    <w:p>
+      <w:pPr>
+        <w:ind w:left="709" w:hanging="709"/>
+        <w:jc w:val="both"/>
+      </w:pPr>
+      <w:r>
+        <w:tab/>
+        <w:t>let новый массив = массив.filter(function(элемент, индекс, массив) {</w:t>
+      </w:r>
+    </w:p>
+    <w:p>
+      <w:pPr>
+        <w:ind w:left="709" w:hanging="709"/>
+        <w:jc w:val="both"/>
+        <w:rPr>
+          <w:lang w:val="en-US"/>
+        </w:rPr>
+      </w:pPr>
+      <w:r>
+        <w:tab/>
+      </w:r>
+      <w:r>
+        <w:tab/>
+        <w:t>код</w:t>
+      </w:r>
+    </w:p>
+    <w:p>
+      <w:pPr>
+        <w:ind w:left="709" w:hanging="709"/>
+        <w:jc w:val="both"/>
+        <w:rPr>
+          <w:lang w:val="en-US"/>
+        </w:rPr>
+      </w:pPr>
+      <w:r>
+        <w:rPr>
+          <w:lang w:val="en-US"/>
+        </w:rPr>
+        <w:tab/>
+      </w:r>
+      <w:r>
+        <w:rPr>
+          <w:lang w:val="en-US"/>
+        </w:rPr>
+        <w:tab/>
+        <w:t xml:space="preserve">return true </w:t>
+      </w:r>
+      <w:r>
+        <w:t>или</w:t>
+      </w:r>
+      <w:r>
+        <w:rPr>
+          <w:lang w:val="en-US"/>
+        </w:rPr>
+        <w:t xml:space="preserve"> false</w:t>
+      </w:r>
+    </w:p>
+    <w:p>
+      <w:pPr>
+        <w:ind w:left="709" w:hanging="1"/>
+        <w:jc w:val="both"/>
+        <w:rPr>
+          <w:lang w:val="en-US"/>
+        </w:rPr>
+      </w:pPr>
+      <w:r>
+        <w:rPr>
+          <w:lang w:val="en-US"/>
+        </w:rPr>
+        <w:t>});</w:t>
+      </w:r>
+    </w:p>
+    <w:p>
+      <w:pPr>
+        <w:ind w:left="709" w:hanging="709"/>
+        <w:jc w:val="both"/>
+      </w:pPr>
+      <w:r>
+        <w:t xml:space="preserve">every - </w:t>
+      </w:r>
+      <w:r>
+        <w:t>проверяет элементы массива в соответствии с переданной функцией</w:t>
+      </w:r>
+    </w:p>
+    <w:p>
+      <w:pPr>
+        <w:ind w:left="709" w:hanging="709"/>
+        <w:jc w:val="both"/>
+      </w:pPr>
+      <w:r>
+        <w:tab/>
+        <w:t>массив.every(function(элемент, индекс, массив) {</w:t>
+      </w:r>
+    </w:p>
+    <w:p>
+      <w:pPr>
+        <w:ind w:left="709" w:hanging="709"/>
+        <w:jc w:val="both"/>
+      </w:pPr>
+      <w:r>
+        <w:tab/>
+      </w:r>
+      <w:r>
+        <w:tab/>
+        <w:t>return true или false;</w:t>
+      </w:r>
+    </w:p>
+    <w:p>
+      <w:pPr>
+        <w:ind w:left="709" w:hanging="1"/>
+        <w:jc w:val="both"/>
+      </w:pPr>
+      <w:r>
+        <w:t>});</w:t>
+      </w:r>
+    </w:p>
+    <w:p>
+      <w:pPr>
+        <w:ind w:left="709" w:hanging="709"/>
+        <w:jc w:val="both"/>
+      </w:pPr>
+      <w:r>
+        <w:rPr>
+          <w:lang w:val="en-US"/>
+        </w:rPr>
+        <w:t>some</w:t>
+      </w:r>
+      <w:r>
+        <w:t xml:space="preserve"> - проверяет элементы массива и возвращает </w:t>
+      </w:r>
+      <w:r>
+        <w:rPr>
+          <w:lang w:val="en-US"/>
+        </w:rPr>
+        <w:t>true</w:t>
+      </w:r>
+      <w:r>
+        <w:t xml:space="preserve">, если хотя бы для одного элемента коллбэк вернул </w:t>
+      </w:r>
+      <w:r>
+        <w:rPr>
+          <w:lang w:val="en-US"/>
+        </w:rPr>
+        <w:t>true</w:t>
+      </w:r>
+      <w:r>
+        <w:t xml:space="preserve">, в противном случае метод возвращает </w:t>
+      </w:r>
+      <w:r>
+        <w:rPr>
+          <w:lang w:val="en-US"/>
+        </w:rPr>
+        <w:t>false</w:t>
+      </w:r>
+    </w:p>
+    <w:p>
+      <w:pPr>
+        <w:ind w:left="709" w:hanging="709"/>
+        <w:jc w:val="both"/>
+      </w:pPr>
+      <w:r>
+        <w:tab/>
+      </w:r>
+      <w:r>
+        <w:t>массив.</w:t>
+      </w:r>
+      <w:r>
+        <w:rPr>
+          <w:lang w:val="en-US"/>
+        </w:rPr>
+        <w:t>some</w:t>
+      </w:r>
+      <w:r>
+        <w:t>(function(элемент, индекс, массив) {</w:t>
+      </w:r>
+    </w:p>
+    <w:p>
+      <w:pPr>
+        <w:ind w:left="709" w:hanging="709"/>
+        <w:jc w:val="both"/>
+      </w:pPr>
+      <w:r>
+        <w:tab/>
+      </w:r>
+      <w:r>
+        <w:rPr>
+          <w:lang w:val="en-US"/>
+        </w:rPr>
+        <w:t>return</w:t>
+      </w:r>
+      <w:r>
+        <w:t xml:space="preserve"> </w:t>
+      </w:r>
+      <w:r>
+        <w:rPr>
+          <w:lang w:val="en-US"/>
+        </w:rPr>
+        <w:t>true</w:t>
+      </w:r>
+      <w:r>
+        <w:t xml:space="preserve"> </w:t>
+      </w:r>
+      <w:r>
+        <w:t>или</w:t>
+      </w:r>
+      <w:r>
+        <w:t xml:space="preserve"> </w:t>
+      </w:r>
+      <w:r>
+        <w:rPr>
+          <w:lang w:val="en-US"/>
+        </w:rPr>
+        <w:t>false</w:t>
+      </w:r>
+      <w:r>
+        <w:t>;</w:t>
+      </w:r>
+    </w:p>
+    <w:p>
+      <w:pPr>
+        <w:ind w:left="709" w:hanging="1"/>
+        <w:jc w:val="both"/>
+      </w:pPr>
+      <w:r>
+        <w:t>});</w:t>
+      </w:r>
+    </w:p>
+    <w:p>
+      <w:pPr>
+        <w:ind w:left="709" w:hanging="709"/>
+        <w:jc w:val="both"/>
+      </w:pPr>
+      <w:r>
+        <w:rPr>
+          <w:lang w:val="en-US"/>
+        </w:rPr>
+        <w:t>find</w:t>
+      </w:r>
+      <w:r>
+        <w:t xml:space="preserve"> - помогает найти первый элемент в массиве согласно переданному в параметре коллбэку. </w:t>
+      </w:r>
+      <w:r>
+        <w:t xml:space="preserve">Если элемента нет, то возвращается </w:t>
+      </w:r>
+      <w:r>
+        <w:rPr>
+          <w:lang w:val="en-US"/>
+        </w:rPr>
+        <w:t>undefined</w:t>
+      </w:r>
+    </w:p>
+    <w:p>
+      <w:pPr>
+        <w:jc w:val="both"/>
+      </w:pPr>
+      <w:r>
+        <w:tab/>
+      </w:r>
+      <w:r>
+        <w:tab/>
+      </w:r>
+      <w:r>
+        <w:t>массив.</w:t>
+      </w:r>
+      <w:r>
+        <w:rPr>
+          <w:lang w:val="en-US"/>
+        </w:rPr>
+        <w:t>find</w:t>
+      </w:r>
+      <w:r>
+        <w:t>(функция);</w:t>
+      </w:r>
+    </w:p>
+    <w:p>
+      <w:pPr>
+        <w:ind w:left="709" w:hanging="709"/>
+        <w:jc w:val="both"/>
+      </w:pPr>
+      <w:r>
+        <w:rPr>
+          <w:lang w:val="en-US"/>
+        </w:rPr>
+        <w:t>findIndex</w:t>
+      </w:r>
+      <w:r>
+        <w:t xml:space="preserve"> - позволяет найти индекс первого элемента согласно переданному в параметре коллбэку. </w:t>
+      </w:r>
+      <w:r>
+        <w:t>Если элемент не найден, то возвращается -1</w:t>
+      </w:r>
+    </w:p>
+    <w:p>
+      <w:pPr>
+        <w:ind w:left="709" w:hanging="709"/>
+        <w:jc w:val="both"/>
+      </w:pPr>
+      <w:r>
+        <w:tab/>
+        <w:t>массив.</w:t>
+      </w:r>
+      <w:r>
+        <w:rPr>
+          <w:lang w:val="en-US"/>
+        </w:rPr>
+        <w:t>findIndex</w:t>
+      </w:r>
+      <w:r>
+        <w:t>(функция);</w:t>
+      </w:r>
+    </w:p>
+    <w:p>
+      <w:pPr>
+        <w:ind w:left="709" w:hanging="709"/>
+        <w:jc w:val="both"/>
+      </w:pPr>
+      <w:r>
+        <w:rPr>
+          <w:lang w:val="en-US"/>
+        </w:rPr>
+        <w:t>findLast</w:t>
+      </w:r>
+      <w:r>
+        <w:t xml:space="preserve"> - </w:t>
+      </w:r>
+      <w:r>
+        <w:t>ищет первый элемент с конца массива согласно переданному в параметре коллбэку. Если элемента нет, то в результат возвращается undefined</w:t>
+      </w:r>
+    </w:p>
+    <w:p>
+      <w:pPr>
+        <w:ind w:left="709" w:hanging="709"/>
+        <w:jc w:val="both"/>
+      </w:pPr>
+      <w:r>
+        <w:tab/>
+      </w:r>
+      <w:r>
+        <w:t>массив.findLast(функция);</w:t>
+      </w:r>
+    </w:p>
+    <w:p>
+      <w:pPr>
+        <w:ind w:left="709" w:hanging="709"/>
+        <w:jc w:val="both"/>
+      </w:pPr>
+      <w:r>
+        <w:rPr>
+          <w:lang w:val="en-US"/>
+        </w:rPr>
+        <w:lastRenderedPageBreak/>
+        <w:t>findLastIndex</w:t>
+      </w:r>
+      <w:r>
+        <w:t xml:space="preserve"> - </w:t>
+      </w:r>
+      <w:r>
+        <w:t>помогает найти индекс первого элемента с конца массива, соответствующий условию согласно переданному в параметре коллбэку. Если элемента нет, то возвращается -1</w:t>
+      </w:r>
+    </w:p>
+    <w:p>
+      <w:pPr>
+        <w:ind w:left="709" w:hanging="709"/>
+        <w:jc w:val="both"/>
+      </w:pPr>
+      <w:r>
+        <w:tab/>
+      </w:r>
+      <w:r>
+        <w:t>массив.findLastIndex(функция);</w:t>
+      </w:r>
+    </w:p>
+    <w:p>
+      <w:pPr>
+        <w:ind w:left="709" w:hanging="709"/>
+        <w:jc w:val="both"/>
+        <w:rPr>
+          <w:bCs/>
+        </w:rPr>
+      </w:pPr>
+      <w:r>
+        <w:rPr>
+          <w:bCs/>
+        </w:rPr>
+        <w:t>reduce</w:t>
+      </w:r>
+      <w:r>
+        <w:rPr>
+          <w:bCs/>
+        </w:rPr>
+        <w:t xml:space="preserve"> - </w:t>
+      </w:r>
+      <w:r>
+        <w:rPr>
+          <w:bCs/>
+        </w:rPr>
+        <w:t>сворачивает массив к одному значению (редуцирует). К примеру, с помощью этого метода можно легко найти сумму элементов массива (то есть массив сведется к одному значению - к сумме элементов).</w:t>
+      </w:r>
+    </w:p>
+    <w:p>
+      <w:pPr>
+        <w:ind w:left="709" w:hanging="709"/>
+        <w:jc w:val="both"/>
+        <w:rPr>
+          <w:bCs/>
+        </w:rPr>
+      </w:pPr>
+      <w:r>
+        <w:rPr>
+          <w:bCs/>
+        </w:rPr>
+        <w:tab/>
+      </w:r>
+      <w:r>
+        <w:rPr>
+          <w:bCs/>
+        </w:rPr>
+        <w:t>массив.reduce(function(промежуточный результат, элемент, индекс, массив) {</w:t>
+      </w:r>
+    </w:p>
+    <w:p>
+      <w:pPr>
+        <w:ind w:left="709" w:hanging="709"/>
+        <w:jc w:val="both"/>
+        <w:rPr>
+          <w:bCs/>
+        </w:rPr>
+      </w:pPr>
+      <w:r>
+        <w:rPr>
+          <w:bCs/>
+        </w:rPr>
+        <w:tab/>
+      </w:r>
+      <w:r>
+        <w:rPr>
+          <w:bCs/>
+        </w:rPr>
+        <w:tab/>
+      </w:r>
+      <w:r>
+        <w:rPr>
+          <w:bCs/>
+        </w:rPr>
+        <w:t>return новый промежуточный результат;</w:t>
+      </w:r>
+    </w:p>
+    <w:p>
+      <w:pPr>
+        <w:ind w:left="709" w:hanging="1"/>
+        <w:jc w:val="both"/>
+        <w:rPr>
+          <w:bCs/>
+        </w:rPr>
+      </w:pPr>
+      <w:r>
+        <w:rPr>
+          <w:bCs/>
+        </w:rPr>
+        <w:t>}, начальное значение);</w:t>
+      </w:r>
+    </w:p>
+    <w:p>
+      <w:pPr>
+        <w:ind w:left="709" w:hanging="1"/>
+        <w:jc w:val="both"/>
+        <w:rPr>
+          <w:bCs/>
+        </w:rPr>
+      </w:pPr>
+      <w:r>
+        <w:rPr>
+          <w:bCs/>
+        </w:rPr>
+        <w:t>let arr =</w:t>
+      </w:r>
+      <w:r>
+        <w:rPr>
+          <w:bCs/>
+          <w:lang w:val="en-US"/>
+        </w:rPr>
+        <w:t>[1, 2, 3, 4, 5]</w:t>
+      </w:r>
+      <w:r>
+        <w:rPr>
+          <w:bCs/>
+        </w:rPr>
+        <w:t>;</w:t>
+      </w:r>
+    </w:p>
+    <w:p>
+      <w:pPr>
+        <w:ind w:left="709" w:hanging="1"/>
+        <w:jc w:val="both"/>
+        <w:rPr>
+          <w:bCs/>
+        </w:rPr>
+      </w:pPr>
+    </w:p>
+    <w:p>
+      <w:pPr>
+        <w:ind w:left="709" w:hanging="1"/>
+        <w:jc w:val="both"/>
+        <w:rPr>
+          <w:bCs/>
+        </w:rPr>
+      </w:pPr>
+      <w:r>
+        <w:rPr>
+          <w:bCs/>
+        </w:rPr>
+        <w:t>// acc — аккумулятор (копилка), elem — текущий элемент массива</w:t>
+      </w:r>
+    </w:p>
+    <w:p>
+      <w:pPr>
+        <w:ind w:left="709" w:hanging="1"/>
+        <w:jc w:val="both"/>
+        <w:rPr>
+          <w:bCs/>
+        </w:rPr>
+      </w:pPr>
+      <w:r>
+        <w:rPr>
+          <w:bCs/>
+        </w:rPr>
+        <w:t>// 0 в самом конце — это начальное значение, с которого стартует acc</w:t>
+      </w:r>
+    </w:p>
+    <w:p>
+      <w:pPr>
+        <w:ind w:left="709" w:hanging="1"/>
+        <w:jc w:val="both"/>
+        <w:rPr>
+          <w:bCs/>
+          <w:lang w:val="en-US"/>
+        </w:rPr>
+      </w:pPr>
+      <w:r>
+        <w:rPr>
+          <w:bCs/>
+          <w:lang w:val="en-US"/>
+        </w:rPr>
+        <w:t>let sum = arr.reduce((acc, elem) =&gt; acc + elem, 0);</w:t>
+      </w:r>
+    </w:p>
+    <w:p>
+      <w:pPr>
+        <w:ind w:left="709" w:hanging="1"/>
+        <w:jc w:val="both"/>
+        <w:rPr>
+          <w:bCs/>
+          <w:lang w:val="en-US"/>
+        </w:rPr>
+      </w:pPr>
+    </w:p>
+    <w:p>
+      <w:pPr>
+        <w:ind w:left="709" w:hanging="1"/>
+        <w:jc w:val="both"/>
+        <w:rPr>
+          <w:bCs/>
+        </w:rPr>
+      </w:pPr>
+      <w:r>
+        <w:rPr>
+          <w:bCs/>
+        </w:rPr>
+        <w:t>console.log(sum); // Выведет: 10</w:t>
+      </w:r>
+    </w:p>
+    <w:p>
+      <w:pPr>
+        <w:ind w:left="709" w:hanging="709"/>
+        <w:jc w:val="both"/>
+        <w:rPr>
+          <w:bCs/>
+        </w:rPr>
+      </w:pPr>
+      <w:r>
+        <w:rPr>
+          <w:bCs/>
+        </w:rPr>
+        <w:t>reduceRight</w:t>
+      </w:r>
+      <w:r>
+        <w:rPr>
+          <w:bCs/>
+        </w:rPr>
+        <w:t xml:space="preserve"> - </w:t>
+      </w:r>
+      <w:r>
+        <w:rPr>
+          <w:bCs/>
+        </w:rPr>
+        <w:t>работает точно так же как и reduce - смотрите его для полного понимания. Единственное отличие: reduce перебирает элементы слева направо, а reduceRight - справа налево</w:t>
+      </w:r>
+    </w:p>
+    <w:p>
+      <w:pPr>
+        <w:ind w:left="709" w:hanging="1"/>
+        <w:jc w:val="both"/>
+        <w:rPr>
+          <w:bCs/>
+        </w:rPr>
+      </w:pPr>
+      <w:r>
+        <w:rPr>
+          <w:bCs/>
+        </w:rPr>
+        <w:t>массив.reduceRight(function(промежуточный результат, элемент, индекс, массив) {</w:t>
+      </w:r>
+    </w:p>
+    <w:p>
+      <w:pPr>
+        <w:ind w:left="709" w:hanging="709"/>
+        <w:jc w:val="both"/>
+        <w:rPr>
+          <w:bCs/>
+        </w:rPr>
+      </w:pPr>
+      <w:r>
+        <w:rPr>
+          <w:bCs/>
+        </w:rPr>
+        <w:tab/>
+      </w:r>
+      <w:r>
+        <w:rPr>
+          <w:bCs/>
+        </w:rPr>
+        <w:tab/>
+        <w:t>return новый промежуточный результат;</w:t>
+      </w:r>
+    </w:p>
+    <w:p>
+      <w:pPr>
+        <w:ind w:left="709" w:hanging="1"/>
+        <w:jc w:val="both"/>
+        <w:rPr>
+          <w:bCs/>
+        </w:rPr>
+      </w:pPr>
+      <w:r>
+        <w:rPr>
+          <w:bCs/>
+        </w:rPr>
+        <w:t>}, начальное значение);</w:t>
+      </w:r>
+    </w:p>
+    <w:p>
+      <w:pPr>
+        <w:ind w:left="709" w:hanging="709"/>
+        <w:jc w:val="both"/>
+      </w:pPr>
+      <w:r>
+        <w:t>spread</w:t>
+      </w:r>
+      <w:r>
+        <w:t xml:space="preserve"> - </w:t>
+      </w:r>
+      <w:r>
+        <w:t xml:space="preserve">Когда оператор </w:t>
+      </w:r>
+      <w:r>
+        <w:rPr>
+          <w:lang w:val="en-US"/>
+        </w:rPr>
+        <w:t>spread</w:t>
+      </w:r>
+      <w:r>
+        <w:t xml:space="preserve"> ...</w:t>
+      </w:r>
+      <w:r>
+        <w:t xml:space="preserve"> </w:t>
+      </w:r>
+      <w:r>
+        <w:t>стоит перед массивом, он разделяет этот массив на отдельные значения, превращая массив в набор параметров, необходимых для вызова функции</w:t>
+      </w:r>
+    </w:p>
+    <w:p>
+      <w:pPr>
+        <w:pStyle w:val="1"/>
+        <w:shd w:val="clear" w:color="auto" w:fill="FDFDFD"/>
+        <w:spacing w:before="0" w:after="0" w:line="0" w:lineRule="auto"/>
+        <w:jc w:val="center"/>
+        <w:rPr>
+          <w:color w:val="333333"/>
+          <w:sz w:val="68"/>
+          <w:szCs w:val="68"/>
+        </w:rPr>
+      </w:pPr>
+      <w:r>
+        <w:rPr>
+          <w:b/>
+          <w:bCs/>
+          <w:color w:val="333333"/>
+          <w:sz w:val="68"/>
+          <w:szCs w:val="68"/>
+        </w:rPr>
+        <w:t>rest</w:t>
+      </w:r>
+    </w:p>
+    <w:p>
+      <w:pPr>
+        <w:ind w:left="709" w:hanging="709"/>
+        <w:jc w:val="both"/>
+      </w:pPr>
+      <w:r>
+        <w:t>rest</w:t>
+      </w:r>
+      <w:r>
+        <w:t xml:space="preserve"> - </w:t>
+      </w:r>
+      <w:r>
+        <w:t xml:space="preserve">Когда оператор </w:t>
+      </w:r>
+      <w:r>
+        <w:rPr>
+          <w:lang w:val="en-US"/>
+        </w:rPr>
+        <w:t>rest</w:t>
+      </w:r>
+      <w:r>
+        <w:t xml:space="preserve"> ... стоит </w:t>
+      </w:r>
+      <w:r>
+        <w:t xml:space="preserve">в конце массива – выводит в переменную, стоящую после … (обычно её называют </w:t>
+      </w:r>
+      <w:r>
+        <w:rPr>
+          <w:lang w:val="en-US"/>
+        </w:rPr>
+        <w:t>rest</w:t>
+      </w:r>
+      <w:r>
+        <w:t>) элементы массива, не использующиеся в функции</w:t>
+      </w:r>
+    </w:p>
+    <w:p>
+      <w:pPr>
+        <w:ind w:left="709" w:hanging="709"/>
+        <w:jc w:val="both"/>
+      </w:pPr>
+    </w:p>
+    <w:p>
+      <w:pPr>
+        <w:pStyle w:val="2"/>
+      </w:pPr>
+      <w:r>
+        <w:t>Готовые скрипты</w:t>
+      </w:r>
+    </w:p>
+    <w:p>
+      <w:r>
+        <w:t>Вывести текущий день недели:</w:t>
+      </w:r>
+    </w:p>
+    <w:p>
+      <w:pPr>
+        <w:rPr>
+          <w:lang w:val="en-US"/>
+        </w:rPr>
+      </w:pPr>
+      <w:r>
+        <w:rPr>
+          <w:lang w:val="en-US"/>
+        </w:rPr>
+        <w:t>function getDayOfWeekModern() {</w:t>
+      </w:r>
+    </w:p>
+    <w:p>
+      <w:pPr>
+        <w:rPr>
+          <w:lang w:val="en-US"/>
+        </w:rPr>
+      </w:pPr>
+      <w:r>
+        <w:rPr>
+          <w:lang w:val="en-US"/>
+        </w:rPr>
+        <w:t>    return new Intl.DateTimeFormat('ru-RU', { month: 'long' }).format(new Date());</w:t>
+      </w:r>
+    </w:p>
+    <w:p>
+      <w:r>
+        <w:t>}</w:t>
+      </w:r>
+    </w:p>
+    <w:p/>
+    <w:p>
+      <w:r>
+        <w:t>Разбить строку на массив, развернуть, соединить обратно в строку:</w:t>
+      </w:r>
+    </w:p>
+    <w:p>
+      <w:r>
+        <w:t>split('') — разбивает строку в массив отдельных символов</w:t>
+      </w:r>
+    </w:p>
+    <w:p>
+      <w:r>
+        <w:t>reverse() — разворачивает этот массив задом наперед</w:t>
+      </w:r>
+    </w:p>
+    <w:p>
+      <w:r>
+        <w:t>join('') — склеивает символы обратно в одну строку.</w:t>
+      </w:r>
+    </w:p>
+    <w:p>
+      <w:pPr>
+        <w:rPr>
+          <w:lang w:val="en-US"/>
+        </w:rPr>
+      </w:pPr>
+      <w:r>
+        <w:rPr>
+          <w:lang w:val="en-US"/>
+        </w:rPr>
+        <w:t>split(‘’).reverse(),join(‘’)</w:t>
+      </w:r>
+    </w:p>
+    <w:p>
+      <w:pPr>
+        <w:rPr>
+          <w:lang w:val="en-US"/>
+        </w:rPr>
+      </w:pPr>
+    </w:p>
+    <w:p>
+      <w:pPr>
+        <w:rPr>
+          <w:lang w:val="en-US"/>
+        </w:rPr>
+      </w:pPr>
+    </w:p>
+    <w:p>
+      <w:pPr>
+        <w:jc w:val="both"/>
+        <w:rPr>
+          <w:lang w:val="en-US"/>
+        </w:rPr>
+      </w:pPr>
+    </w:p>
+    <w:p>
+      <w:pPr>
+        <w:pStyle w:val="2"/>
+        <w:jc w:val="both"/>
+      </w:pPr>
+      <w:bookmarkStart w:id="10" w:name="_Toc237362874"/>
+      <w:r>
+        <w:t>Специальные значения</w:t>
+      </w:r>
+      <w:bookmarkEnd w:id="10"/>
+    </w:p>
+    <w:p>
+      <w:pPr>
+        <w:jc w:val="both"/>
+        <w:rPr>
+          <w:szCs w:val="24"/>
+        </w:rPr>
+      </w:pPr>
+      <w:r>
+        <w:rPr>
+          <w:rStyle w:val="a8"/>
+        </w:rPr>
+        <w:t>Undefined</w:t>
+      </w:r>
+      <w:r>
+        <w:rPr>
+          <w:b/>
+          <w:bCs/>
+          <w:szCs w:val="24"/>
+        </w:rPr>
+        <w:t xml:space="preserve"> </w:t>
+      </w:r>
+      <w:r>
         <w:rPr>
           <w:szCs w:val="24"/>
         </w:rPr>
@@ -10633,6 +11681,7 @@
         <w:rPr>
           <w:rStyle w:val="a8"/>
         </w:rPr>
+        <w:lastRenderedPageBreak/>
         <w:t>True</w:t>
       </w:r>
       <w:r>
@@ -11350,7 +12399,7 @@
   <w:style w:type="paragraph" w:default="1" w:styleId="a">
     <w:name w:val="Normal"/>
     <w:qFormat/>
-    <w:rsid w:val="000B4BE8"/>
+    <w:rsid w:val="001D0751"/>
     <w:pPr>
       <w:spacing w:after="0" w:line="300" w:lineRule="exact"/>
     </w:pPr>
